--- a/public/manual.docx
+++ b/public/manual.docx
@@ -275,7 +275,20 @@
           <w:b w:val="0"/>
           <w:i w:val="0"/>
         </w:rPr>
-        <w:t>夜の十一時を過ぎた頃、玄関のチャイムが鳴りました。こんな時間に誰だろう。胸の奥がざわつきました。ドアを開けると、しばらく施設で暮らしていたはずの息子が立っていました。少し痩せて、うつむいて、けれど確かに、我が子の顔でした。</w:t>
+        <w:t>夜の十一時を過ぎた頃でした。もう休もうとしていたその時、玄関のチャイムが鳴りました。こんな時間に誰だろう。胸の奥がざわつきました。心のどこかで、来る人の見当はついていたのかもしれません。</w:t>
+      </w:r>
+    </w:p>
+    <w:p>
+      <w:pPr>
+        <w:spacing w:before="0" w:after="80"/>
+      </w:pPr>
+      <w:r>
+        <w:rPr>
+          <w:rFonts w:ascii="Yu Gothic" w:hAnsi="Yu Gothic" w:eastAsia="Yu Gothic"/>
+          <w:b w:val="0"/>
+          <w:i w:val="0"/>
+        </w:rPr>
+        <w:t>ドアを開けると、しばらく施設で暮らしていたはずの息子が立っていました。少し痩せて、うつむいて、けれど確かに、我が子の顔でした。</w:t>
       </w:r>
     </w:p>
     <w:p>
@@ -304,7 +317,7 @@
           <w:b w:val="0"/>
           <w:i w:val="0"/>
         </w:rPr>
-        <w:t>声は震えていました。ダルクを自分から出てきてしまったこと、約束を守れなかったこと。頭では分かっていても、目の前にいるのは、大切な我が子でした。</w:t>
+        <w:t>声は震えていました。玄関の灯りの下で見るその姿に、胸が締めつけられました。ダルクを自分から出てきてしまったこと、約束を守れなかったこと。頭では分かっていました。それでも、目の前にいるのは、大切な我が子でした。</w:t>
       </w:r>
     </w:p>
     <w:p>
@@ -320,7 +333,7 @@
           <w:color w:val="1B3358"/>
           <w:sz w:val="23"/>
         </w:rPr>
-        <w:t>「お腹すいた」と言われれば、温かいご飯を出してあげたくなります。疲れた顔を見れば、今夜くらいは布団で眠らせてあげたくなります。それは、親として当たり前の、愛情そのものです。</w:t>
+        <w:t>「お腹すいた」と言われれば、温かいご飯を出してあげたくなります。汚れた服を見れば、お風呂に入れてあげたくなります。疲れた顔を見れば、今夜くらいは布団で眠らせてあげたくなります。それは、親として当たり前の気持ちです。愛情そのものです。</w:t>
       </w:r>
     </w:p>
     <w:p>
@@ -333,7 +346,20 @@
           <w:b w:val="0"/>
           <w:i w:val="0"/>
         </w:rPr>
-        <w:t>けれど、心の隅で別の声も聞こえていました。「ここで家に入れて、本当にこの子のためになるのだろうか」。以前も、こうして戻ってきては、また同じことを繰り返してきた——。入れてあげたい気持ちと、入れてはいけないという思いのあいだで、あなたは玄関先に立ち尽くしました。</w:t>
+        <w:t>けれど、心の隅で、別の声も聞こえていました。「ここで家に入れてしまって、本当にこの子のためになるのだろうか」。以前も、こうして戻ってきては、また同じことを繰り返してきたことを、あなたは知っているからです。</w:t>
+      </w:r>
+    </w:p>
+    <w:p>
+      <w:pPr>
+        <w:spacing w:before="0" w:after="80"/>
+      </w:pPr>
+      <w:r>
+        <w:rPr>
+          <w:rFonts w:ascii="Yu Gothic" w:hAnsi="Yu Gothic" w:eastAsia="Yu Gothic"/>
+          <w:b w:val="0"/>
+          <w:i w:val="0"/>
+        </w:rPr>
+        <w:t>入れてあげたい気持ちと、入れてはいけないという思い。そのあいだで、あなたは玄関先に立ち尽くしました。どちらを選んでも、胸が痛む。これほど苦しい選択が、この世にあるでしょうか。</w:t>
       </w:r>
     </w:p>
     <w:tbl>
